--- a/docs_out/Group 3_Methods Section.docx
+++ b/docs_out/Group 3_Methods Section.docx
@@ -3424,7 +3424,7 @@
     </w:p>
     <w:p>
       <w:r>
-        <w:t>The complete codebase, trained model artefacts, fitted preprocessing objects, and results archive are published at https://github.com/ManuelBartimeus/EduTrace. The reported results correspond to a single locked run, and the version identifier for that run is the tagged release [RELEASE TAG AND COMMIT HASH TO BE INSERTED AT PUSH — see CHANGELOG], whose commit postdates every fix described in this manuscript. The run comprises the committed pipeline script, the seeded synthetic supplement (generated under seed 42 and committed as a data artefact rather than regenerated at run time), the synthetic-audit report, and the consolidated results file. The following artefacts are committed under results/ and each is the sole source for the figures attributed to it: results.json (every reported quantity); rps_results.json (the SHAPtoSMS ablation, with rank preservation and directional agreement under separate names); closeout_verdict.json (the C1-C6 clearance certificate, the verdict table and the null state); q23_imbalance_grid.csv (all 16 cells of the imbalance isolation grid); q24_rollback_comparison.csv and q24_cut_comparison.csv (the remediation rollback and the two temporal cuts); c4_tuning_parity.csv (the per-arm tuning budget); smote_nnaa.json (the privacy ladder); and nf1_guard_log.txt (the provenance guard's run log). Regenerating the supplement in-process without a fixed seed was a reproducibility defect in an earlier version of the pipeline and has been corrected; the number reconciliation in R11 traces every figure reported in this manuscript to that locked run. The field institutional records cannot be shared, consistent with the Ghana Data Protection Act, 2012 and the HuSSREC approval (M3, M5); the synthetic supplement and all code are shareable. A permanent archival DOI has not yet been registered; the tagged release commit hash is the interim version identifier, and a Zenodo DOI will be minted at acceptance.</w:t>
+        <w:t>The complete codebase, trained model artefacts, fitted preprocessing objects, and results archive are published at https://github.com/ManuelBartimeus/EduTrace. The reported results correspond to a single locked run, and the version identifier for that run is the tagged release v1.0-resubmit (3ada4fda960ed47f164135dd8022f106022cfdc4), whose commit postdates every fix described in this manuscript. The run comprises the committed pipeline script, the seeded synthetic supplement (generated under seed 42 and committed as a data artefact rather than regenerated at run time), the synthetic-audit report, and the consolidated results file. The following artefacts are committed under results/ and each is the sole source for the figures attributed to it: results.json (every reported quantity); rps_results.json (the SHAPtoSMS ablation, with rank preservation and directional agreement under separate names); closeout_verdict.json (the C1-C6 clearance certificate, the verdict table and the null state); q23_imbalance_grid.csv (all 16 cells of the imbalance isolation grid); q24_rollback_comparison.csv and q24_cut_comparison.csv (the remediation rollback and the two temporal cuts); c4_tuning_parity.csv (the per-arm tuning budget); smote_nnaa.json (the privacy ladder); and nf1_guard_log.txt (the provenance guard's run log). Regenerating the supplement in-process without a fixed seed was a reproducibility defect in an earlier version of the pipeline and has been corrected; the number reconciliation in R11 traces every figure reported in this manuscript to that locked run. The field institutional records cannot be shared, consistent with the Ghana Data Protection Act, 2012 and the HuSSREC approval (M3, M5); the synthetic supplement and all code are shareable. A permanent archival DOI has not yet been registered; the tagged release commit hash is the interim version identifier, and a Zenodo DOI will be minted at acceptance.</w:t>
       </w:r>
     </w:p>
     <w:p>

--- a/docs_out/Group 3_Methods Section.docx
+++ b/docs_out/Group 3_Methods Section.docx
@@ -3357,7 +3357,7 @@
     </w:p>
     <w:p>
       <w:r>
-        <w:t>Experiments were run on CPU under Python 3.11.15. The active software stack comprised numpy, pandas, scikit-learn, xgboost, imbalanced-learn, statsmodels, PyTorch, tab-transformer-pytorch and shap, with every version pinned by exact equality in requirements.txt at the repository root; no requirement is specified as a lower bound. SDV (CTGAN) is required only to regenerate the synthetic supplement and is pinned separately in requirements-synthesis.txt, because it constrains pandas to a different major version; regenerating the supplement is not part of reproducing any reported figure, since the supplement is committed as a data artefact. The reproduction path is EduTrace_Revised_Pipeline.py and notebooks/EduTrace_Main_3.ipynb, both present at the repository root of the tagged release. Both read ./data by relative path — no path points at a mounted drive, and no path requires editing after a clone — and the notebook is committed with a linear execution_count over its 9 code cells, so a reader who runs it top to bottom sees the stored outputs. No module in the tree shadows an installed package. Formal wall-clock training time was not benchmarked; as a low-connectivity deployability proxy, each TabTransformer seed checkpoint serialises to approximately 1.25 MB and the calibrated proposed-XGBoost model to approximately 0.29 MB, both within the sub-10 MB target for offline transfer.</w:t>
+        <w:t>Experiments were run on CPU under Python 3.11.15. The active software stack comprised numpy, pandas, scikit-learn, xgboost, imbalanced-learn, statsmodels, PyTorch, tab-transformer-pytorch and shap, with every version pinned by exact equality in requirements.txt at the repository root; no requirement is specified as a lower bound. SDV (CTGAN) is required only to regenerate the synthetic supplement and is pinned separately in requirements-synthesis.txt, because it constrains pandas to a different major version; regenerating the supplement is not part of reproducing any reported figure, since the supplement is committed as a data artefact. The reproduction path is EduTrace_Revised_Pipeline.py and notebooks/EduTrace_Main_3.ipynb, both present at the repository root of the tagged release. Both read ./data by relative path — no path points at a mounted drive, and no path requires editing after a clone — and the notebook is committed with a linear execution_count over its 9 code cells, so a reader who runs it top to bottom sees the stored outputs. No module in the tree shadows an installed package. Formal wall-clock training time was not benchmarked; as a low-connectivity deployability proxy, the serialised checkpoints exported from this run (results/model_artefacts.json) measure 1.19 MB for the TabTransformer comparator and 0.27 MB for the proposed XGBoost, both within the sub-10 MB target for offline transfer. These are measured on the artefacts in models/, which are exported from the locked run by export_models.py rather than carried over, so the demonstrator in app/ serves the model this manuscript reports.</w:t>
       </w:r>
     </w:p>
     <w:p>
@@ -3424,7 +3424,7 @@
     </w:p>
     <w:p>
       <w:r>
-        <w:t>The complete codebase, trained model artefacts, fitted preprocessing objects, and results archive are published at https://github.com/ManuelBartimeus/EduTrace. The reported results correspond to a single locked run, and the version identifier for that run is the tagged release v1.0-resubmit (3ada4fda960ed47f164135dd8022f106022cfdc4), whose commit postdates every fix described in this manuscript. The run comprises the committed pipeline script, the seeded synthetic supplement (generated under seed 42 and committed as a data artefact rather than regenerated at run time), the synthetic-audit report, and the consolidated results file. The following artefacts are committed under results/ and each is the sole source for the figures attributed to it: results.json (every reported quantity); rps_results.json (the SHAPtoSMS ablation, with rank preservation and directional agreement under separate names); closeout_verdict.json (the C1-C6 clearance certificate, the verdict table and the null state); q23_imbalance_grid.csv (all 16 cells of the imbalance isolation grid); q24_rollback_comparison.csv and q24_cut_comparison.csv (the remediation rollback and the two temporal cuts); c4_tuning_parity.csv (the per-arm tuning budget); smote_nnaa.json (the privacy ladder); and nf1_guard_log.txt (the provenance guard's run log). Regenerating the supplement in-process without a fixed seed was a reproducibility defect in an earlier version of the pipeline and has been corrected; the number reconciliation in R11 traces every figure reported in this manuscript to that locked run. The field institutional records cannot be shared, consistent with the Ghana Data Protection Act, 2012 and the HuSSREC approval (M3, M5); the synthetic supplement and all code are shareable. A permanent archival DOI has not yet been registered; the tagged release commit hash is the interim version identifier, and a Zenodo DOI will be minted at acceptance.</w:t>
+        <w:t>The complete codebase, trained model artefacts, fitted preprocessing objects, and results archive are published at https://github.com/ManuelBartimeus/EduTrace. The reported results correspond to a single locked run, and the version identifier for that run is the tagged release [RELEASE TAG AND COMMIT HASH TO BE INSERTED AT PUSH — see CHANGELOG], whose commit postdates every fix described in this manuscript. The run comprises the committed pipeline script, the seeded synthetic supplement (generated under seed 42 and committed as a data artefact rather than regenerated at run time), the synthetic-audit report, and the consolidated results file. The following artefacts are committed under results/ and each is the sole source for the figures attributed to it: results.json (every reported quantity); rps_results.json (the SHAPtoSMS ablation, with rank preservation and directional agreement under separate names); closeout_verdict.json (the C1-C6 clearance certificate, the verdict table and the null state); q23_imbalance_grid.csv (all 16 cells of the imbalance isolation grid); q24_rollback_comparison.csv and q24_cut_comparison.csv (the remediation rollback and the two temporal cuts); c4_tuning_parity.csv (the per-arm tuning budget); smote_nnaa.json (the privacy ladder); and nf1_guard_log.txt (the provenance guard's run log). Regenerating the supplement in-process without a fixed seed was a reproducibility defect in an earlier version of the pipeline and has been corrected; the number reconciliation in R11 traces every figure reported in this manuscript to that locked run. The field institutional records cannot be shared, consistent with the Ghana Data Protection Act, 2012 and the HuSSREC approval (M3, M5); the synthetic supplement and all code are shareable. A permanent archival DOI has not yet been registered; the tagged release commit hash is the interim version identifier, and a Zenodo DOI will be minted at acceptance.</w:t>
       </w:r>
     </w:p>
     <w:p>

--- a/docs_out/Group 3_Methods Section.docx
+++ b/docs_out/Group 3_Methods Section.docx
@@ -3424,7 +3424,7 @@
     </w:p>
     <w:p>
       <w:r>
-        <w:t>The complete codebase, trained model artefacts, fitted preprocessing objects, and results archive are published at https://github.com/ManuelBartimeus/EduTrace. The reported results correspond to a single locked run, and the version identifier for that run is the tagged release [RELEASE TAG AND COMMIT HASH TO BE INSERTED AT PUSH — see CHANGELOG], whose commit postdates every fix described in this manuscript. The run comprises the committed pipeline script, the seeded synthetic supplement (generated under seed 42 and committed as a data artefact rather than regenerated at run time), the synthetic-audit report, and the consolidated results file. The following artefacts are committed under results/ and each is the sole source for the figures attributed to it: results.json (every reported quantity); rps_results.json (the SHAPtoSMS ablation, with rank preservation and directional agreement under separate names); closeout_verdict.json (the C1-C6 clearance certificate, the verdict table and the null state); q23_imbalance_grid.csv (all 16 cells of the imbalance isolation grid); q24_rollback_comparison.csv and q24_cut_comparison.csv (the remediation rollback and the two temporal cuts); c4_tuning_parity.csv (the per-arm tuning budget); smote_nnaa.json (the privacy ladder); and nf1_guard_log.txt (the provenance guard's run log). Regenerating the supplement in-process without a fixed seed was a reproducibility defect in an earlier version of the pipeline and has been corrected; the number reconciliation in R11 traces every figure reported in this manuscript to that locked run. The field institutional records cannot be shared, consistent with the Ghana Data Protection Act, 2012 and the HuSSREC approval (M3, M5); the synthetic supplement and all code are shareable. A permanent archival DOI has not yet been registered; the tagged release commit hash is the interim version identifier, and a Zenodo DOI will be minted at acceptance.</w:t>
+        <w:t>The complete codebase, trained model artefacts, fitted preprocessing objects, and results archive are published at https://github.com/ManuelBartimeus/EduTrace. The reported results correspond to a single locked run, and the version identifier for that run is the tagged release v1.1-round3 (81ffad3ee5b7eaddd77b20b80df65e0a653011cd), whose commit postdates every fix described in this manuscript. The run comprises the committed pipeline script, the seeded synthetic supplement (generated under seed 42 and committed as a data artefact rather than regenerated at run time), the synthetic-audit report, and the consolidated results file. The following artefacts are committed under results/ and each is the sole source for the figures attributed to it: results.json (every reported quantity); rps_results.json (the SHAPtoSMS ablation, with rank preservation and directional agreement under separate names); closeout_verdict.json (the C1-C6 clearance certificate, the verdict table and the null state); q23_imbalance_grid.csv (all 16 cells of the imbalance isolation grid); q24_rollback_comparison.csv and q24_cut_comparison.csv (the remediation rollback and the two temporal cuts); c4_tuning_parity.csv (the per-arm tuning budget); smote_nnaa.json (the privacy ladder); and nf1_guard_log.txt (the provenance guard's run log). Regenerating the supplement in-process without a fixed seed was a reproducibility defect in an earlier version of the pipeline and has been corrected; the number reconciliation in R11 traces every figure reported in this manuscript to that locked run. Bit-exact reproduction of the model-derived quantities requires the platform on which the locked run was produced; on other hardware the data- and partition-level quantities reproduce exactly while quantities derived from a fitted estimator differ, and REPRODUCIBILITY.md records that evidence together with the checks to apply in place of a bit-exact comparison. The field institutional records cannot be shared, consistent with the Ghana Data Protection Act, 2012 and the HuSSREC approval (M3, M5); the synthetic supplement and all code are shareable. A permanent archival DOI has not yet been registered; the tagged release commit hash is the interim version identifier, and a Zenodo DOI will be minted at acceptance.</w:t>
       </w:r>
     </w:p>
     <w:p>

--- a/docs_out/Group 3_Methods Section.docx
+++ b/docs_out/Group 3_Methods Section.docx
@@ -676,16 +676,8 @@
       </w:r>
     </w:p>
     <w:p>
-      <w:commentRangeStart w:id="0"/>
       <w:r>
         <w:t>SHAPtoSMS: An Explainable Machine Learning Early Warning System for Student Dropout Prediction with Constraint-Compliant SMS Intervention in Rural Ghanaian Schools.</w:t>
-      </w:r>
-      <w:commentRangeEnd w:id="0"/>
-      <w:r>
-        <w:rPr>
-          <w:rStyle w:val="CommentReference"/>
-        </w:rPr>
-        <w:commentReference w:id="0"/>
       </w:r>
     </w:p>
     <w:p>
@@ -3357,7 +3349,7 @@
     </w:p>
     <w:p>
       <w:r>
-        <w:t>Experiments were run on CPU under Python 3.11.15. The active software stack comprised numpy, pandas, scikit-learn, xgboost, imbalanced-learn, statsmodels, PyTorch, tab-transformer-pytorch and shap, with every version pinned by exact equality in requirements.txt at the repository root; no requirement is specified as a lower bound. SDV (CTGAN) is required only to regenerate the synthetic supplement and is pinned separately in requirements-synthesis.txt, because it constrains pandas to a different major version; regenerating the supplement is not part of reproducing any reported figure, since the supplement is committed as a data artefact. The reproduction path is EduTrace_Revised_Pipeline.py and notebooks/EduTrace_Main_3.ipynb, both present at the repository root of the tagged release. Both read ./data by relative path — no path points at a mounted drive, and no path requires editing after a clone — and the notebook is committed with a linear execution_count over its 9 code cells, so a reader who runs it top to bottom sees the stored outputs. No module in the tree shadows an installed package. Formal wall-clock training time was not benchmarked; as a low-connectivity deployability proxy, the serialised checkpoints exported from this run (results/model_artefacts.json) measure 1.19 MB for the TabTransformer comparator and 0.27 MB for the proposed XGBoost, both within the sub-10 MB target for offline transfer. These are measured on the artefacts in models/, which are exported from the locked run by export_models.py rather than carried over, so the demonstrator in app/ serves the model this manuscript reports.</w:t>
+        <w:t xml:space="preserve">Experiments were run on CPU under Python 3.11.15. The active software stack comprised numpy, pandas, scikit-learn, xgboost, imbalanced-learn, statsmodels, PyTorch, tab-transformer-pytorch and shap, with every version pinned by exact equality in requirements.txt at the repository root; no requirement is specified as a lower bound. SDV (CTGAN) is required only to regenerate the synthetic supplement and is pinned separately in requirements-synthesis.txt, because it constrains pandas to a different major version; regenerating the supplement is not part of reproducing any reported figure, since the supplement is committed as a data artefact. The reproduction path is EduTrace_Revised_Pipeline.py and notebooks/EduTrace_Main_3.ipynb, both committed in the tagged release — the pipeline at the repository root and the notebook under notebooks/. Both read ./data by relative path — no path points at a mounted drive, and no path requires editing after a clone — and the notebook is committed with a linear execution_count over its 9 code cells, so a reader who runs it top to bottom sees the stored outputs. No module in the tree shadows an installed package. Formal wall-clock training time was not benchmarked; as a low-connectivity deployability proxy, the serialised checkpoints exported from this run (results/model_artefacts.json) measure 1.19 MB for the TabTransformer comparator and 0.27 MB for the proposed XGBoost, both within the sub-10 MB target for offline transfer. These are measured on the artefacts in models/, which are exported from the locked run by export_models.py rather than carried over, so the demonstrator in app/ serves the model this manuscript reports.</w:t>
       </w:r>
     </w:p>
     <w:p>
@@ -3635,7 +3627,7 @@
         <w:t>SCOPE NOTE. An earlier version of this declaration also covered the number of participating sites. That is no longer part of it: the school identifier has been recovered from the schools and the site count is now reported exactly as 4 (M3, Table 1b), and leave-one-site-out validation is reported in R8. The declaration below is narrowed to the one quantity that remains not computable.</w:t>
         <w:br/>
         <w:br/>
-        <w:t>The student-disjoint sensitivity re-score specified in M9 is declared NOT COMPUTABLE on these data. The declaration rests on three statements, each verified against the analysed register: (i) M9 — all 155 students observed in the test years also appear in the 2024 training partition, so 0 of the 248 test records belong to a student unseen in training; (ii) R8 — the re-score is therefore not computable and no substitute is reported in its place; (iii) M18 — the inference boundary is that the claim covers next-year dropout-risk prediction for students who already have prior-year register history in the studied schools, and does not cover new intakes. Pending countersignature, no sentence in this manuscript describes the evaluation partition as held-out without that qualifier.</w:t>
+        <w:t xml:space="preserve">The student-disjoint sensitivity re-score specified in M9 is declared NOT COMPUTABLE on these data. The declaration rests on three statements, each verified against the analysed register: (i) M9 — all 155 students observed in the test years also appear in the 2024 training partition, so 0 of the 248 test records belong to a student unseen in training; (ii) R8 — the re-score is therefore not computable and no substitute is reported in its place; (iii) M18 — the inference boundary is that the claim covers next-year dropout-risk prediction for students who already have prior-year register history in the studied schools, and does not cover new intakes. Every use of the term held-out in the Results section is governed by the definition given at its first use in R1 — held out by academic year and not by student — and the tables and figure captions that report on the partition carry that qualifier with them. Pending countersignature, no sentence in this manuscript describes the partition as held out from students unseen in training, and none reports performance on it without that qualifier in force.</w:t>
         <w:br/>
         <w:br/>
         <w:t>Countersigned: ______________________________   Dr Eric Opoku Osei</w:t>
@@ -3654,47 +3646,6 @@
     </w:sectPr>
   </w:body>
 </w:document>
-</file>
-
-<file path=word/comments.xml><?xml version="1.0" encoding="utf-8"?>
-<w:comments xmlns:wpc="http://schemas.microsoft.com/office/word/2010/wordprocessingCanvas" xmlns:cx="http://schemas.microsoft.com/office/drawing/2014/chartex" xmlns:cx1="http://schemas.microsoft.com/office/drawing/2015/9/8/chartex" xmlns:cx2="http://schemas.microsoft.com/office/drawing/2015/10/21/chartex" xmlns:cx3="http://schemas.microsoft.com/office/drawing/2016/5/9/chartex" xmlns:cx4="http://schemas.microsoft.com/office/drawing/2016/5/10/chartex" xmlns:cx5="http://schemas.microsoft.com/office/drawing/2016/5/11/chartex" xmlns:cx6="http://schemas.microsoft.com/office/drawing/2016/5/12/chartex" xmlns:cx7="http://schemas.microsoft.com/office/drawing/2016/5/13/chartex" xmlns:cx8="http://schemas.microsoft.com/office/drawing/2016/5/14/chartex" xmlns:mc="http://schemas.openxmlformats.org/markup-compatibility/2006" xmlns:aink="http://schemas.microsoft.com/office/drawing/2016/ink" xmlns:am3d="http://schemas.microsoft.com/office/drawing/2017/model3d" xmlns:o="urn:schemas-microsoft-com:office:office" xmlns:oel="http://schemas.microsoft.com/office/2019/extlst" xmlns:r="http://schemas.openxmlformats.org/officeDocument/2006/relationships" xmlns:m="http://schemas.openxmlformats.org/officeDocument/2006/math" xmlns:v="urn:schemas-microsoft-com:vml" xmlns:wp14="http://schemas.microsoft.com/office/word/2010/wordprocessingDrawing" xmlns:wp="http://schemas.openxmlformats.org/drawingml/2006/wordprocessingDrawing" xmlns:w10="urn:schemas-microsoft-com:office:word" xmlns:w="http://schemas.openxmlformats.org/wordprocessingml/2006/main" xmlns:w14="http://schemas.microsoft.com/office/word/2010/wordml" xmlns:w15="http://schemas.microsoft.com/office/word/2012/wordml" xmlns:w16cex="http://schemas.microsoft.com/office/word/2018/wordml/cex" xmlns:w16cid="http://schemas.microsoft.com/office/word/2016/wordml/cid" xmlns:w16="http://schemas.microsoft.com/office/word/2018/wordml" xmlns:w16du="http://schemas.microsoft.com/office/word/2023/wordml/word16du" xmlns:w16sdtdh="http://schemas.microsoft.com/office/word/2020/wordml/sdtdatahash" xmlns:w16sdtfl="http://schemas.microsoft.com/office/word/2024/wordml/sdtformatlock" xmlns:w16se="http://schemas.microsoft.com/office/word/2015/wordml/symex" xmlns:wpg="http://schemas.microsoft.com/office/word/2010/wordprocessingGroup" xmlns:wpi="http://schemas.microsoft.com/office/word/2010/wordprocessingInk" xmlns:wne="http://schemas.microsoft.com/office/word/2006/wordml" xmlns:wps="http://schemas.microsoft.com/office/word/2010/wordprocessingShape" mc:Ignorable="w14 w15 w16se w16cid w16 w16cex w16sdtdh w16sdtfl w16du wp14">
-  <w:comment w:id="0" w:author="Claude" w:date="2026-09-03T01:24:27Z" w:initials="C">
-    <w:p>
-      <w:r>
-        <w:rPr>
-          <w:rStyle w:val="CommentReference"/>
-        </w:rPr>
-        <w:annotationRef/>
-      </w:r>
-      <w:r>
-        <w:rPr>
-          <w:color w:val="000000"/>
-          <w:sz w:val="20"/>
-          <w:szCs w:val="20"/>
-        </w:rPr>
-        <w:t xml:space="preserve">Supervisor's defense document (SUPERVISOR NOTE, end of file) flagged this title's phrase as potentially implying reach beyond the studied schools, and explicitly deferred fixing it to Part 2 rather than requiring it now. Now that M3/Table 1b state the site count as UNRECORDED rather than 'two to three', this is worth a final decision before the title is locked -- e.g. 'in Rural Ghanaian Junior High Schools' scoped explicitly to the studied schools, or left as-is with the boundary carried by the Aim and M18. Not required for this resubmission round.</w:t>
-      </w:r>
-    </w:p>
-  </w:comment>
-</w:comments>
-</file>
-
-<file path=word/commentsExtended.xml><?xml version="1.0" encoding="utf-8"?>
-<w15:commentsEx xmlns:wpc="http://schemas.microsoft.com/office/word/2010/wordprocessingCanvas" xmlns:cx="http://schemas.microsoft.com/office/drawing/2014/chartex" xmlns:cx1="http://schemas.microsoft.com/office/drawing/2015/9/8/chartex" xmlns:cx2="http://schemas.microsoft.com/office/drawing/2015/10/21/chartex" xmlns:cx3="http://schemas.microsoft.com/office/drawing/2016/5/9/chartex" xmlns:cx4="http://schemas.microsoft.com/office/drawing/2016/5/10/chartex" xmlns:cx5="http://schemas.microsoft.com/office/drawing/2016/5/11/chartex" xmlns:cx6="http://schemas.microsoft.com/office/drawing/2016/5/12/chartex" xmlns:cx7="http://schemas.microsoft.com/office/drawing/2016/5/13/chartex" xmlns:cx8="http://schemas.microsoft.com/office/drawing/2016/5/14/chartex" xmlns:mc="http://schemas.openxmlformats.org/markup-compatibility/2006" xmlns:aink="http://schemas.microsoft.com/office/drawing/2016/ink" xmlns:am3d="http://schemas.microsoft.com/office/drawing/2017/model3d" xmlns:o="urn:schemas-microsoft-com:office:office" xmlns:oel="http://schemas.microsoft.com/office/2019/extlst" xmlns:r="http://schemas.openxmlformats.org/officeDocument/2006/relationships" xmlns:m="http://schemas.openxmlformats.org/officeDocument/2006/math" xmlns:v="urn:schemas-microsoft-com:vml" xmlns:wp14="http://schemas.microsoft.com/office/word/2010/wordprocessingDrawing" xmlns:wp="http://schemas.openxmlformats.org/drawingml/2006/wordprocessingDrawing" xmlns:w10="urn:schemas-microsoft-com:office:word" xmlns:w="http://schemas.openxmlformats.org/wordprocessingml/2006/main" xmlns:w14="http://schemas.microsoft.com/office/word/2010/wordml" xmlns:w15="http://schemas.microsoft.com/office/word/2012/wordml" xmlns:w16cex="http://schemas.microsoft.com/office/word/2018/wordml/cex" xmlns:w16cid="http://schemas.microsoft.com/office/word/2016/wordml/cid" xmlns:w16="http://schemas.microsoft.com/office/word/2018/wordml" xmlns:w16du="http://schemas.microsoft.com/office/word/2023/wordml/word16du" xmlns:w16sdtdh="http://schemas.microsoft.com/office/word/2020/wordml/sdtdatahash" xmlns:w16sdtfl="http://schemas.microsoft.com/office/word/2024/wordml/sdtformatlock" xmlns:w16se="http://schemas.microsoft.com/office/word/2015/wordml/symex" xmlns:wpg="http://schemas.microsoft.com/office/word/2010/wordprocessingGroup" xmlns:wpi="http://schemas.microsoft.com/office/word/2010/wordprocessingInk" xmlns:wne="http://schemas.microsoft.com/office/word/2006/wordml" xmlns:wps="http://schemas.microsoft.com/office/word/2010/wordprocessingShape" mc:Ignorable="w14 w15 w16se w16cid w16 w16cex w16sdtdh w16sdtfl w16du wp14">
-  <w15:commentEx w15:paraId="167057AA" w15:done="0"/>
-</w15:commentsEx>
-</file>
-
-<file path=word/commentsExtensible.xml><?xml version="1.0" encoding="utf-8"?>
-<w16cex:commentsExtensible xmlns:wpc="http://schemas.microsoft.com/office/word/2010/wordprocessingCanvas" xmlns:cx="http://schemas.microsoft.com/office/drawing/2014/chartex" xmlns:cx1="http://schemas.microsoft.com/office/drawing/2015/9/8/chartex" xmlns:cx2="http://schemas.microsoft.com/office/drawing/2015/10/21/chartex" xmlns:cx3="http://schemas.microsoft.com/office/drawing/2016/5/9/chartex" xmlns:cx4="http://schemas.microsoft.com/office/drawing/2016/5/10/chartex" xmlns:cx5="http://schemas.microsoft.com/office/drawing/2016/5/11/chartex" xmlns:cx6="http://schemas.microsoft.com/office/drawing/2016/5/12/chartex" xmlns:cx7="http://schemas.microsoft.com/office/drawing/2016/5/13/chartex" xmlns:cx8="http://schemas.microsoft.com/office/drawing/2016/5/14/chartex" xmlns:mc="http://schemas.openxmlformats.org/markup-compatibility/2006" xmlns:aink="http://schemas.microsoft.com/office/drawing/2016/ink" xmlns:am3d="http://schemas.microsoft.com/office/drawing/2017/model3d" xmlns:o="urn:schemas-microsoft-com:office:office" xmlns:oel="http://schemas.microsoft.com/office/2019/extlst" xmlns:r="http://schemas.openxmlformats.org/officeDocument/2006/relationships" xmlns:m="http://schemas.openxmlformats.org/officeDocument/2006/math" xmlns:v="urn:schemas-microsoft-com:vml" xmlns:wp14="http://schemas.microsoft.com/office/word/2010/wordprocessingDrawing" xmlns:wp="http://schemas.openxmlformats.org/drawingml/2006/wordprocessingDrawing" xmlns:w10="urn:schemas-microsoft-com:office:word" xmlns:w="http://schemas.openxmlformats.org/wordprocessingml/2006/main" xmlns:w14="http://schemas.microsoft.com/office/word/2010/wordml" xmlns:w15="http://schemas.microsoft.com/office/word/2012/wordml" xmlns:w16cex="http://schemas.microsoft.com/office/word/2018/wordml/cex" xmlns:w16cid="http://schemas.microsoft.com/office/word/2016/wordml/cid" xmlns:w16="http://schemas.microsoft.com/office/word/2018/wordml" xmlns:w16du="http://schemas.microsoft.com/office/word/2023/wordml/word16du" xmlns:w16sdtdh="http://schemas.microsoft.com/office/word/2020/wordml/sdtdatahash" xmlns:w16sdtfl="http://schemas.microsoft.com/office/word/2024/wordml/sdtformatlock" xmlns:w16se="http://schemas.microsoft.com/office/word/2015/wordml/symex" xmlns:wpg="http://schemas.microsoft.com/office/word/2010/wordprocessingGroup" xmlns:wpi="http://schemas.microsoft.com/office/word/2010/wordprocessingInk" xmlns:wne="http://schemas.microsoft.com/office/word/2006/wordml" xmlns:wps="http://schemas.microsoft.com/office/word/2010/wordprocessingShape" xmlns:cr="http://schemas.microsoft.com/office/comments/2020/reactions" mc:Ignorable="w14 w15 w16se w16cid w16 w16cex w16sdtdh w16sdtfl cr w16du wp14">
-  <w16cex:commentExtensible w16cex:durableId="70456F83" w16cex:dateUtc="2026-09-03T01:24:27Z"/>
-</w16cex:commentsExtensible>
-</file>
-
-<file path=word/commentsIds.xml><?xml version="1.0" encoding="utf-8"?>
-<w16cid:commentsIds xmlns:wpc="http://schemas.microsoft.com/office/word/2010/wordprocessingCanvas" xmlns:cx="http://schemas.microsoft.com/office/drawing/2014/chartex" xmlns:cx1="http://schemas.microsoft.com/office/drawing/2015/9/8/chartex" xmlns:cx2="http://schemas.microsoft.com/office/drawing/2015/10/21/chartex" xmlns:cx3="http://schemas.microsoft.com/office/drawing/2016/5/9/chartex" xmlns:cx4="http://schemas.microsoft.com/office/drawing/2016/5/10/chartex" xmlns:cx5="http://schemas.microsoft.com/office/drawing/2016/5/11/chartex" xmlns:cx6="http://schemas.microsoft.com/office/drawing/2016/5/12/chartex" xmlns:cx7="http://schemas.microsoft.com/office/drawing/2016/5/13/chartex" xmlns:cx8="http://schemas.microsoft.com/office/drawing/2016/5/14/chartex" xmlns:mc="http://schemas.openxmlformats.org/markup-compatibility/2006" xmlns:aink="http://schemas.microsoft.com/office/drawing/2016/ink" xmlns:am3d="http://schemas.microsoft.com/office/drawing/2017/model3d" xmlns:o="urn:schemas-microsoft-com:office:office" xmlns:oel="http://schemas.microsoft.com/office/2019/extlst" xmlns:r="http://schemas.openxmlformats.org/officeDocument/2006/relationships" xmlns:m="http://schemas.openxmlformats.org/officeDocument/2006/math" xmlns:v="urn:schemas-microsoft-com:vml" xmlns:wp14="http://schemas.microsoft.com/office/word/2010/wordprocessingDrawing" xmlns:wp="http://schemas.openxmlformats.org/drawingml/2006/wordprocessingDrawing" xmlns:w10="urn:schemas-microsoft-com:office:word" xmlns:w="http://schemas.openxmlformats.org/wordprocessingml/2006/main" xmlns:w14="http://schemas.microsoft.com/office/word/2010/wordml" xmlns:w15="http://schemas.microsoft.com/office/word/2012/wordml" xmlns:w16cex="http://schemas.microsoft.com/office/word/2018/wordml/cex" xmlns:w16cid="http://schemas.microsoft.com/office/word/2016/wordml/cid" xmlns:w16="http://schemas.microsoft.com/office/word/2018/wordml" xmlns:w16du="http://schemas.microsoft.com/office/word/2023/wordml/word16du" xmlns:w16sdtdh="http://schemas.microsoft.com/office/word/2020/wordml/sdtdatahash" xmlns:w16sdtfl="http://schemas.microsoft.com/office/word/2024/wordml/sdtformatlock" xmlns:w16se="http://schemas.microsoft.com/office/word/2015/wordml/symex" xmlns:wpg="http://schemas.microsoft.com/office/word/2010/wordprocessingGroup" xmlns:wpi="http://schemas.microsoft.com/office/word/2010/wordprocessingInk" xmlns:wne="http://schemas.microsoft.com/office/word/2006/wordml" xmlns:wps="http://schemas.microsoft.com/office/word/2010/wordprocessingShape" mc:Ignorable="w14 w15 w16se w16cid w16 w16cex w16sdtdh w16sdtfl w16du wp14">
-  <w16cid:commentId w16cid:paraId="167057AA" w16cid:durableId="70456F83"/>
-</w16cid:commentsIds>
 </file>
 
 <file path=word/endnotes.xml><?xml version="1.0" encoding="utf-8"?>

--- a/docs_out/Group 3_Methods Section.docx
+++ b/docs_out/Group 3_Methods Section.docx
@@ -3416,7 +3416,7 @@
     </w:p>
     <w:p>
       <w:r>
-        <w:t>The complete codebase, trained model artefacts, fitted preprocessing objects, and results archive are published at https://github.com/ManuelBartimeus/EduTrace. The reported results correspond to a single locked run, and the version identifier for that run is the tagged release v1.1-round3 (81ffad3ee5b7eaddd77b20b80df65e0a653011cd), whose commit postdates every fix described in this manuscript. The run comprises the committed pipeline script, the seeded synthetic supplement (generated under seed 42 and committed as a data artefact rather than regenerated at run time), the synthetic-audit report, and the consolidated results file. The following artefacts are committed under results/ and each is the sole source for the figures attributed to it: results.json (every reported quantity); rps_results.json (the SHAPtoSMS ablation, with rank preservation and directional agreement under separate names); closeout_verdict.json (the C1-C6 clearance certificate, the verdict table and the null state); q23_imbalance_grid.csv (all 16 cells of the imbalance isolation grid); q24_rollback_comparison.csv and q24_cut_comparison.csv (the remediation rollback and the two temporal cuts); c4_tuning_parity.csv (the per-arm tuning budget); smote_nnaa.json (the privacy ladder); and nf1_guard_log.txt (the provenance guard's run log). Regenerating the supplement in-process without a fixed seed was a reproducibility defect in an earlier version of the pipeline and has been corrected; the number reconciliation in R11 traces every figure reported in this manuscript to that locked run. Bit-exact reproduction of the model-derived quantities requires the platform on which the locked run was produced; on other hardware the data- and partition-level quantities reproduce exactly while quantities derived from a fitted estimator differ, and REPRODUCIBILITY.md records that evidence together with the checks to apply in place of a bit-exact comparison. The field institutional records cannot be shared, consistent with the Ghana Data Protection Act, 2012 and the HuSSREC approval (M3, M5); the synthetic supplement and all code are shareable. A permanent archival DOI has not yet been registered; the tagged release commit hash is the interim version identifier, and a Zenodo DOI will be minted at acceptance.</w:t>
+        <w:t>The complete codebase, trained model artefacts, fitted preprocessing objects, and results archive are published at https://github.com/ManuelBartimeus/EduTrace. The reported results correspond to a single locked run, and the version identifier for that run is the tagged release v1.2-round4 (957e8604a70142dbc1928cd39fbfed0249441cfb), whose commit postdates every fix described in this manuscript. The run comprises the committed pipeline script, the seeded synthetic supplement (generated under seed 42 and committed as a data artefact rather than regenerated at run time), the synthetic-audit report, and the consolidated results file. The following artefacts are committed under results/ and each is the sole source for the figures attributed to it: results.json (every reported quantity); rps_results.json (the SHAPtoSMS ablation, with rank preservation and directional agreement under separate names); closeout_verdict.json (the C1-C6 clearance certificate, the verdict table and the null state); q23_imbalance_grid.csv (all 16 cells of the imbalance isolation grid); q24_rollback_comparison.csv and q24_cut_comparison.csv (the remediation rollback and the two temporal cuts); c4_tuning_parity.csv (the per-arm tuning budget); smote_nnaa.json (the privacy ladder); and nf1_guard_log.txt (the provenance guard's run log). Regenerating the supplement in-process without a fixed seed was a reproducibility defect in an earlier version of the pipeline and has been corrected; the number reconciliation in R11 traces every figure reported in this manuscript to that locked run. Bit-exact reproduction of the model-derived quantities requires the platform on which the locked run was produced; on other hardware the data- and partition-level quantities reproduce exactly while quantities derived from a fitted estimator differ, and REPRODUCIBILITY.md records that evidence together with the checks to apply in place of a bit-exact comparison. The field institutional records cannot be shared, consistent with the Ghana Data Protection Act, 2012 and the HuSSREC approval (M3, M5); the synthetic supplement and all code are shareable. A permanent archival DOI has not yet been registered; the tagged release commit hash is the interim version identifier, and a Zenodo DOI will be minted at acceptance.</w:t>
       </w:r>
     </w:p>
     <w:p>
